--- a/moodle-enhancement/docs/business/SENTIENTIA-CONTENT-ENGINE-CSUITE-BRIEF-2026-10-15.docx
+++ b/moodle-enhancement/docs/business/SENTIENTIA-CONTENT-ENGINE-CSUITE-BRIEF-2026-10-15.docx
@@ -3673,9 +3673,6 @@
   <w:p>
     <w:pPr>
       <w:pStyle w:val="Footer"/>
-      <w:tabs>
-        <w:tab w:pos="9026" w:val="right"/>
-      </w:tabs>
     </w:pPr>
     <w:r>
       <w:rPr>
@@ -3684,10 +3681,7 @@
         <w:color w:val="5A6070"/>
         <w:sz w:val="16"/>
       </w:rPr>
-      <w:t>Sentientia Content Engine — C-suite brief · Confidential</w:t>
-    </w:r>
-    <w:r>
-      <w:tab/>
+      <w:t xml:space="preserve">Sentientia Content Engine — C-suite brief · Confidential · </w:t>
     </w:r>
     <w:r>
       <w:rPr>
@@ -4157,7 +4151,7 @@
       <w:outlineLvl w:val="0"/>
     </w:pPr>
     <w:rPr>
-      <w:rFonts w:asciiTheme="majorHAnsi" w:eastAsiaTheme="majorEastAsia" w:hAnsiTheme="majorHAnsi" w:cstheme="majorBidi" w:ascii="Arial" w:hAnsi="Arial" w:eastAsia="Arial"/>
+      <w:rFonts w:ascii="Arial" w:hAnsi="Arial" w:eastAsia="Arial"/>
       <w:b/>
       <w:bCs/>
       <w:color w:val="1A1A2E"/>
@@ -4181,7 +4175,7 @@
       <w:outlineLvl w:val="1"/>
     </w:pPr>
     <w:rPr>
-      <w:rFonts w:asciiTheme="majorHAnsi" w:eastAsiaTheme="majorEastAsia" w:hAnsiTheme="majorHAnsi" w:cstheme="majorBidi" w:ascii="Arial" w:hAnsi="Arial" w:eastAsia="Arial"/>
+      <w:rFonts w:ascii="Arial" w:hAnsi="Arial" w:eastAsia="Arial"/>
       <w:b/>
       <w:bCs/>
       <w:color w:val="0066A7"/>
